--- a/rapports/2026-06-06/EQ7/EQ7_sup_v2/DR_013202030202/31-46-44-89.docx
+++ b/rapports/2026-06-06/EQ7/EQ7_sup_v2/DR_013202030202/31-46-44-89.docx
@@ -297,7 +297,7 @@
           <w:color w:val="1F6FEB"/>
           <w:sz w:val="22"/>
         </w:rPr>
-        <w:t>⚠ INCOHÉRENCES À CORRIGER (21)</w:t>
+        <w:t>⚠ INCOHÉRENCES À CORRIGER (20)</w:t>
       </w:r>
     </w:p>
     <w:tbl>
@@ -1206,96 +1206,6 @@
                 <w:sz w:val="17"/>
               </w:rPr>
               <w:t>Attention ! Le montant (15000 Fcfa) dépensé ou reçu en cadeau pour les recharges internet ou de forfaits de données mobiles(hors appels vocaux), aucours des 30 derniers jours de  IBOURAHIMA DIALLO est relativement élevé par rapport aux autres montants depansés observés dans cette zone.</w:t>
-            </w:r>
-          </w:p>
-        </w:tc>
-      </w:tr>
-      <w:tr>
-        <w:tc>
-          <w:tcPr>
-            <w:tcW w:type="dxa" w:w="964"/>
-          </w:tcPr>
-          <w:p>
-            <w:r>
-              <w:rPr>
-                <w:b/>
-                <w:i w:val="0"/>
-                <w:color w:val="EA580C"/>
-                <w:sz w:val="16"/>
-              </w:rPr>
-              <w:t>Moyenne</w:t>
-            </w:r>
-          </w:p>
-        </w:tc>
-        <w:tc>
-          <w:tcPr>
-            <w:tcW w:type="dxa" w:w="1247"/>
-          </w:tcPr>
-          <w:p>
-            <w:r>
-              <w:rPr>
-                <w:b/>
-                <w:i w:val="0"/>
-                <w:sz w:val="16"/>
-              </w:rPr>
-              <w:t>S01</w:t>
-              <w:br/>
-            </w:r>
-            <w:r>
-              <w:rPr>
-                <w:b w:val="0"/>
-                <w:i w:val="0"/>
-                <w:color w:val="64748B"/>
-                <w:sz w:val="14"/>
-              </w:rPr>
-              <w:t>Démographie</w:t>
-            </w:r>
-          </w:p>
-        </w:tc>
-        <w:tc>
-          <w:tcPr>
-            <w:tcW w:type="dxa" w:w="1531"/>
-          </w:tcPr>
-          <w:p>
-            <w:r>
-              <w:rPr>
-                <w:b/>
-                <w:i w:val="0"/>
-                <w:color w:val="16A34A"/>
-                <w:sz w:val="16"/>
-              </w:rPr>
-              <w:t>s00q27, s01q03a, s01q03b, s01q03c, s01q00b</w:t>
-            </w:r>
-          </w:p>
-        </w:tc>
-        <w:tc>
-          <w:tcPr>
-            <w:tcW w:type="dxa" w:w="1191"/>
-          </w:tcPr>
-          <w:p>
-            <w:r>
-              <w:rPr>
-                <w:b w:val="0"/>
-                <w:i w:val="0"/>
-                <w:color w:val="64748B"/>
-                <w:sz w:val="16"/>
-              </w:rPr>
-              <w:t>GT-CQ</w:t>
-            </w:r>
-          </w:p>
-        </w:tc>
-        <w:tc>
-          <w:tcPr>
-            <w:tcW w:type="dxa" w:w="4706"/>
-          </w:tcPr>
-          <w:p>
-            <w:r>
-              <w:rPr>
-                <w:b w:val="0"/>
-                <w:i w:val="0"/>
-                <w:sz w:val="17"/>
-              </w:rPr>
-              <w:t>Les informations sur l'acte de naissance (ni Jours, ni mois et ni années) de  MAMADOU LAMARANA DIALLO  manquent, s'il vous plait pouvez-vous fournir d'effort pour avoir ces informations.</w:t>
             </w:r>
           </w:p>
         </w:tc>
